--- a/static/downloads/en/docx/layer-0/identity-constraints-register.docx
+++ b/static/downloads/en/docx/layer-0/identity-constraints-register.docx
@@ -87,7 +87,7 @@
         <w:t xml:space="preserve"> </w:t>
       </w:r>
       <w:r>
-        <w:t xml:space="preserve">2026-04-28</w:t>
+        <w:t xml:space="preserve">2026-04-29</w:t>
       </w:r>
     </w:p>
     <w:p>

--- a/static/downloads/en/docx/layer-0/identity-constraints-register.docx
+++ b/static/downloads/en/docx/layer-0/identity-constraints-register.docx
@@ -87,7 +87,7 @@
         <w:t xml:space="preserve"> </w:t>
       </w:r>
       <w:r>
-        <w:t xml:space="preserve">2026-06-26</w:t>
+        <w:t xml:space="preserve">2026-07-07</w:t>
       </w:r>
     </w:p>
     <w:p>
@@ -238,10 +238,10 @@
     </w:p>
     <w:p>
       <w:pPr>
-        <w:pStyle w:val="BlockText"/>
-      </w:pPr>
-      <w:r>
-        <w:t xml:space="preserve">Identity constraints are the non-negotiable behavioural, ethical, and structural boundaries that shape who the community is. Unlike invariants (which protect the system itself), identity constraints define how members and the community relate to people, ecosystems, and ideologies.</w:t>
+        <w:pStyle w:val="FirstParagraph"/>
+      </w:pPr>
+      <w:r>
+        <w:t xml:space="preserve">&gt; Identity constraints are the non-negotiable behavioural, ethical, and structural boundaries that shape who the community is. Unlike invariants (which protect the system itself), identity constraints define how members and the community relate to people, ecosystems, and ideologies.</w:t>
       </w:r>
     </w:p>
     <w:p>
@@ -339,8 +339,14 @@
     </w:p>
     <w:p>
       <w:pPr>
-        <w:pStyle w:val="BlockText"/>
-      </w:pPr>
+        <w:pStyle w:val="BodyText"/>
+      </w:pPr>
+      <w:r>
+        <w:t xml:space="preserve">&gt;</w:t>
+      </w:r>
+      <w:r>
+        <w:t xml:space="preserve"> </w:t>
+      </w:r>
       <w:r>
         <w:rPr>
           <w:b/>
@@ -348,13 +354,17 @@
         </w:rPr>
         <w:t xml:space="preserve">Rationale — Why declare identity constraints explicitly</w:t>
       </w:r>
-    </w:p>
-    <w:p>
-      <w:pPr>
-        <w:pStyle w:val="BlockText"/>
-      </w:pPr>
-      <w:r>
-        <w:t xml:space="preserve">Every community has implicit rules —</w:t>
+      <w:r>
+        <w:t xml:space="preserve"> </w:t>
+      </w:r>
+      <w:r>
+        <w:t xml:space="preserve">&gt;</w:t>
+      </w:r>
+      <w:r>
+        <w:t xml:space="preserve"> </w:t>
+      </w:r>
+      <w:r>
+        <w:t xml:space="preserve">&gt; Every community has implicit rules —</w:t>
       </w:r>
       <w:r>
         <w:t xml:space="preserve"> </w:t>
@@ -371,8 +381,14 @@
     </w:p>
     <w:p>
       <w:pPr>
-        <w:pStyle w:val="BlockText"/>
-      </w:pPr>
+        <w:pStyle w:val="BodyText"/>
+      </w:pPr>
+      <w:r>
+        <w:t xml:space="preserve">&gt;</w:t>
+      </w:r>
+      <w:r>
+        <w:t xml:space="preserve"> </w:t>
+      </w:r>
       <w:r>
         <w:rPr>
           <w:b/>
@@ -380,13 +396,17 @@
         </w:rPr>
         <w:t xml:space="preserve">Instructions — How to fill this in</w:t>
       </w:r>
-    </w:p>
-    <w:p>
-      <w:pPr>
-        <w:pStyle w:val="BlockText"/>
-      </w:pPr>
-      <w:r>
-        <w:t xml:space="preserve">Each constraint must be testable and enforceable through a defined process — not vague aspirations. Common categories from RCOS §2.4.2: ethical/behavioural boundaries, participation prerequisites, non-negotiable cultural or ecological constraints. Reference Layer 4 for enforcement, Layer 1 for participation consequences.</w:t>
+      <w:r>
+        <w:t xml:space="preserve"> </w:t>
+      </w:r>
+      <w:r>
+        <w:t xml:space="preserve">&gt;</w:t>
+      </w:r>
+      <w:r>
+        <w:t xml:space="preserve"> </w:t>
+      </w:r>
+      <w:r>
+        <w:t xml:space="preserve">&gt; Each constraint must be testable and enforceable through a defined process — not vague aspirations. Common categories from RCOS §2.4.2: ethical/behavioural boundaries, participation prerequisites, non-negotiable cultural or ecological constraints. Reference Layer 4 for enforcement, Layer 1 for participation consequences.</w:t>
       </w:r>
     </w:p>
     <w:p>
@@ -582,8 +602,14 @@
     </w:p>
     <w:p>
       <w:pPr>
-        <w:pStyle w:val="BlockText"/>
-      </w:pPr>
+        <w:pStyle w:val="BodyText"/>
+      </w:pPr>
+      <w:r>
+        <w:t xml:space="preserve">&gt;</w:t>
+      </w:r>
+      <w:r>
+        <w:t xml:space="preserve"> </w:t>
+      </w:r>
       <w:r>
         <w:rPr>
           <w:b/>
@@ -591,19 +617,29 @@
         </w:rPr>
         <w:t xml:space="preserve">Rationale — Why must constraints be testable, not informal</w:t>
       </w:r>
-    </w:p>
-    <w:p>
-      <w:pPr>
-        <w:pStyle w:val="BlockText"/>
-      </w:pPr>
-      <w:r>
-        <w:t xml:space="preserve">A constraint that cannot be tested is a constraint that gets enforced by whoever has the most social capital in the room. Defining how each constraint is detected, who raises it, and through which process it is resolved is what prevents identity rules from becoming tools of arbitrary exclusion.</w:t>
-      </w:r>
-    </w:p>
-    <w:p>
-      <w:pPr>
-        <w:pStyle w:val="BlockText"/>
-      </w:pPr>
+      <w:r>
+        <w:t xml:space="preserve"> </w:t>
+      </w:r>
+      <w:r>
+        <w:t xml:space="preserve">&gt;</w:t>
+      </w:r>
+      <w:r>
+        <w:t xml:space="preserve"> </w:t>
+      </w:r>
+      <w:r>
+        <w:t xml:space="preserve">&gt; A constraint that cannot be tested is a constraint that gets enforced by whoever has the most social capital in the room. Defining how each constraint is detected, who raises it, and through which process it is resolved is what prevents identity rules from becoming tools of arbitrary exclusion.</w:t>
+      </w:r>
+    </w:p>
+    <w:p>
+      <w:pPr>
+        <w:pStyle w:val="BodyText"/>
+      </w:pPr>
+      <w:r>
+        <w:t xml:space="preserve">&gt;</w:t>
+      </w:r>
+      <w:r>
+        <w:t xml:space="preserve"> </w:t>
+      </w:r>
       <w:r>
         <w:rPr>
           <w:b/>
@@ -611,13 +647,17 @@
         </w:rPr>
         <w:t xml:space="preserve">Instructions — How to fill this in</w:t>
       </w:r>
-    </w:p>
-    <w:p>
-      <w:pPr>
-        <w:pStyle w:val="BlockText"/>
-      </w:pPr>
-      <w:r>
-        <w:t xml:space="preserve">For each constraint above (or as a general policy), describe how a violation is identified and addressed. Reference the Conflict Resolution Ladder (Layer 4) and any role responsible for monitoring (Layer 5).</w:t>
+      <w:r>
+        <w:t xml:space="preserve"> </w:t>
+      </w:r>
+      <w:r>
+        <w:t xml:space="preserve">&gt;</w:t>
+      </w:r>
+      <w:r>
+        <w:t xml:space="preserve"> </w:t>
+      </w:r>
+      <w:r>
+        <w:t xml:space="preserve">&gt; For each constraint above (or as a general policy), describe how a violation is identified and addressed. Reference the Conflict Resolution Ladder (Layer 4) and any role responsible for monitoring (Layer 5).</w:t>
       </w:r>
     </w:p>
     <w:p>
@@ -628,6 +668,13 @@
           <w:numId w:val="1004"/>
         </w:numPr>
       </w:pPr>
+      <w:r>
+        <w:rPr>
+          <w:i/>
+          <w:iCs/>
+        </w:rPr>
+        <w:t xml:space="preserve">&lt;How violations are detected and reported.&gt;</w:t>
+      </w:r>
     </w:p>
     <w:p>
       <w:pPr>
@@ -653,6 +700,13 @@
           <w:numId w:val="1004"/>
         </w:numPr>
       </w:pPr>
+      <w:r>
+        <w:rPr>
+          <w:i/>
+          <w:iCs/>
+        </w:rPr>
+        <w:t xml:space="preserve">&lt;Which roles or bodies are responsible for monitoring and review.&gt;</w:t>
+      </w:r>
     </w:p>
     <w:bookmarkEnd w:id="17"/>
     <w:bookmarkStart w:id="18" w:name="conditions-for-change"/>
@@ -719,8 +773,14 @@
     </w:p>
     <w:p>
       <w:pPr>
-        <w:pStyle w:val="BlockText"/>
-      </w:pPr>
+        <w:pStyle w:val="BodyText"/>
+      </w:pPr>
+      <w:r>
+        <w:t xml:space="preserve">&gt;</w:t>
+      </w:r>
+      <w:r>
+        <w:t xml:space="preserve"> </w:t>
+      </w:r>
       <w:r>
         <w:rPr>
           <w:b/>
@@ -728,18 +788,22 @@
         </w:rPr>
         <w:t xml:space="preserve">Instructions — How to fill this in</w:t>
       </w:r>
-    </w:p>
-    <w:p>
-      <w:pPr>
-        <w:pStyle w:val="BlockText"/>
-      </w:pPr>
-      <w:r>
-        <w:t xml:space="preserve">Identity constraints are constitutional — describe the decision type, threshold, and ratification process required to add, remove, or amend a constraint.</w:t>
-      </w:r>
-    </w:p>
-    <w:p>
-      <w:pPr>
-        <w:pStyle w:val="FirstParagraph"/>
+      <w:r>
+        <w:t xml:space="preserve"> </w:t>
+      </w:r>
+      <w:r>
+        <w:t xml:space="preserve">&gt;</w:t>
+      </w:r>
+      <w:r>
+        <w:t xml:space="preserve"> </w:t>
+      </w:r>
+      <w:r>
+        <w:t xml:space="preserve">&gt; Identity constraints are constitutional — describe the decision type, threshold, and ratification process required to add, remove, or amend a constraint.</w:t>
+      </w:r>
+    </w:p>
+    <w:p>
+      <w:pPr>
+        <w:pStyle w:val="BodyText"/>
       </w:pPr>
       <w:r>
         <w:t xml:space="preserve">Identity constraints may only be added, removed, or amended through a Constitutional decision as defined in the Decision Matrix (Layer 2), requiring</w:t>
@@ -748,6 +812,13 @@
         <w:t xml:space="preserve"> </w:t>
       </w:r>
       <w:r>
+        <w:rPr>
+          <w:i/>
+          <w:iCs/>
+        </w:rPr>
+        <w:t xml:space="preserve">&lt;threshold&gt;</w:t>
+      </w:r>
+      <w:r>
         <w:t xml:space="preserve"> </w:t>
       </w:r>
       <w:r>
@@ -755,6 +826,13 @@
       </w:r>
       <w:r>
         <w:t xml:space="preserve"> </w:t>
+      </w:r>
+      <w:r>
+        <w:rPr>
+          <w:i/>
+          <w:iCs/>
+        </w:rPr>
+        <w:t xml:space="preserve">&lt;duration&gt;</w:t>
       </w:r>
       <w:r>
         <w:t xml:space="preserve">. Any change must be recorded in the Version History (Layer 6).</w:t>
@@ -795,6 +873,9 @@
       <w:r>
         <w:t xml:space="preserve"> </w:t>
       </w:r>
+      <w:r>
+        <w:t xml:space="preserve">&lt;YYYY-MM-DD&gt;</w:t>
+      </w:r>
     </w:p>
     <w:p>
       <w:pPr>
@@ -836,6 +917,9 @@
       <w:r>
         <w:t xml:space="preserve"> </w:t>
       </w:r>
+      <w:r>
+        <w:t xml:space="preserve">&lt;version&gt;</w:t>
+      </w:r>
     </w:p>
     <w:p>
       <w:pPr>
@@ -854,6 +938,9 @@
       </w:r>
       <w:r>
         <w:t xml:space="preserve"> </w:t>
+      </w:r>
+      <w:r>
+        <w:t xml:space="preserve">&lt;link to decision record&gt;</w:t>
       </w:r>
     </w:p>
     <w:bookmarkEnd w:id="19"/>

--- a/static/downloads/en/docx/layer-0/identity-constraints-register.docx
+++ b/static/downloads/en/docx/layer-0/identity-constraints-register.docx
@@ -87,7 +87,7 @@
         <w:t xml:space="preserve"> </w:t>
       </w:r>
       <w:r>
-        <w:t xml:space="preserve">2026-07-07</w:t>
+        <w:t xml:space="preserve">2026-08-31</w:t>
       </w:r>
     </w:p>
     <w:p>
@@ -286,6 +286,30 @@
             <w:iCs/>
           </w:rPr>
           <w:t xml:space="preserve">2.4.1</w:t>
+        </w:r>
+      </w:hyperlink>
+      <w:r>
+        <w:rPr>
+          <w:i/>
+          <w:iCs/>
+        </w:rPr>
+        <w:t xml:space="preserve">,</w:t>
+      </w:r>
+      <w:r>
+        <w:rPr>
+          <w:i/>
+          <w:iCs/>
+        </w:rPr>
+        <w:t xml:space="preserve"> </w:t>
+      </w:r>
+      <w:hyperlink r:id="rId14">
+        <w:r>
+          <w:rPr>
+            <w:rStyle w:val="Hyperlink"/>
+            <w:i/>
+            <w:iCs/>
+          </w:rPr>
+          <w:t xml:space="preserve">2.4.2</w:t>
         </w:r>
       </w:hyperlink>
       <w:r>
